--- a/pesaje/analytica/Report/PrintTicketActaEntrega.docx
+++ b/pesaje/analytica/Report/PrintTicketActaEntrega.docx
@@ -651,7 +651,25 @@
                 <w:sz w:val="16"/>
                 <w:szCs w:val="16"/>
               </w:rPr>
-              <w:instrText xml:space="preserve"> MERGEFIELD  sucursal  \* MERGEFORMAT </w:instrText>
+              <w:instrText xml:space="preserve"> MERGEFIELD  </w:instrText>
+            </w:r>
+            <w:r>
+              <w:rPr>
+                <w:rFonts w:ascii="Arial" w:hAnsi="Arial"/>
+                <w:color w:val="000000" w:themeColor="text1"/>
+                <w:sz w:val="16"/>
+                <w:szCs w:val="16"/>
+              </w:rPr>
+              <w:instrText>sucursal_empresa</w:instrText>
+            </w:r>
+            <w:r>
+              <w:rPr>
+                <w:rFonts w:ascii="Arial" w:hAnsi="Arial"/>
+                <w:color w:val="000000" w:themeColor="text1"/>
+                <w:sz w:val="16"/>
+                <w:szCs w:val="16"/>
+              </w:rPr>
+              <w:instrText xml:space="preserve">  \* MERGEFORMAT </w:instrText>
             </w:r>
             <w:r>
               <w:rPr>
@@ -665,12 +683,11 @@
             <w:r>
               <w:rPr>
                 <w:rFonts w:ascii="Arial" w:hAnsi="Arial"/>
-                <w:noProof/>
-                <w:color w:val="000000" w:themeColor="text1"/>
-                <w:sz w:val="16"/>
-                <w:szCs w:val="16"/>
-              </w:rPr>
-              <w:t>«sucursal»</w:t>
+                <w:color w:val="000000" w:themeColor="text1"/>
+                <w:sz w:val="16"/>
+                <w:szCs w:val="16"/>
+              </w:rPr>
+              <w:t>«sucursal_empresa»</w:t>
             </w:r>
             <w:r>
               <w:rPr>
@@ -698,6 +715,7 @@
                 <w:szCs w:val="16"/>
               </w:rPr>
             </w:pPr>
+            <w:proofErr w:type="gramStart"/>
             <w:r>
               <w:rPr>
                 <w:rFonts w:ascii="Arial" w:hAnsi="Arial"/>
@@ -708,8 +726,35 @@
                 <w:szCs w:val="16"/>
                 <w:lang w:val="es-PE"/>
               </w:rPr>
-              <w:t>Ticket de Pesaje N°</w:t>
-            </w:r>
+              <w:t>Ticket</w:t>
+            </w:r>
+            <w:proofErr w:type="gramEnd"/>
+            <w:r>
+              <w:rPr>
+                <w:rFonts w:ascii="Arial" w:hAnsi="Arial"/>
+                <w:b/>
+                <w:bCs/>
+                <w:color w:val="000000" w:themeColor="text1"/>
+                <w:sz w:val="16"/>
+                <w:szCs w:val="16"/>
+                <w:lang w:val="es-PE"/>
+              </w:rPr>
+              <w:t xml:space="preserve"> de Pesaje </w:t>
+            </w:r>
+            <w:proofErr w:type="spellStart"/>
+            <w:r>
+              <w:rPr>
+                <w:rFonts w:ascii="Arial" w:hAnsi="Arial"/>
+                <w:b/>
+                <w:bCs/>
+                <w:color w:val="000000" w:themeColor="text1"/>
+                <w:sz w:val="16"/>
+                <w:szCs w:val="16"/>
+                <w:lang w:val="es-PE"/>
+              </w:rPr>
+              <w:t>N°</w:t>
+            </w:r>
+            <w:proofErr w:type="spellEnd"/>
           </w:p>
         </w:tc>
         <w:tc>
@@ -1907,6 +1952,7 @@
                 <w:szCs w:val="16"/>
               </w:rPr>
             </w:pPr>
+            <w:proofErr w:type="spellStart"/>
             <w:r>
               <w:rPr>
                 <w:rFonts w:ascii="Arial" w:hAnsi="Arial"/>
@@ -1917,7 +1963,20 @@
                 <w:szCs w:val="16"/>
                 <w:lang w:val="es-PE"/>
               </w:rPr>
-              <w:t>N° Doc / Guia R.</w:t>
+              <w:t>N°</w:t>
+            </w:r>
+            <w:proofErr w:type="spellEnd"/>
+            <w:r>
+              <w:rPr>
+                <w:rFonts w:ascii="Arial" w:hAnsi="Arial"/>
+                <w:b/>
+                <w:bCs/>
+                <w:color w:val="000000" w:themeColor="text1"/>
+                <w:sz w:val="16"/>
+                <w:szCs w:val="16"/>
+                <w:lang w:val="es-PE"/>
+              </w:rPr>
+              <w:t xml:space="preserve"> Doc / Guia R.</w:t>
             </w:r>
           </w:p>
         </w:tc>
@@ -2250,6 +2309,7 @@
                 <w:szCs w:val="16"/>
               </w:rPr>
             </w:pPr>
+            <w:proofErr w:type="spellStart"/>
             <w:r>
               <w:rPr>
                 <w:rFonts w:ascii="Arial" w:hAnsi="Arial"/>
@@ -2261,6 +2321,7 @@
               </w:rPr>
               <w:t>Detalle</w:t>
             </w:r>
+            <w:proofErr w:type="spellEnd"/>
           </w:p>
         </w:tc>
         <w:tc>
@@ -2416,6 +2477,7 @@
                 <w:szCs w:val="16"/>
               </w:rPr>
             </w:pPr>
+            <w:proofErr w:type="spellStart"/>
             <w:r>
               <w:rPr>
                 <w:rFonts w:ascii="Arial" w:hAnsi="Arial"/>
@@ -2427,6 +2489,7 @@
               </w:rPr>
               <w:t>Producto</w:t>
             </w:r>
+            <w:proofErr w:type="spellEnd"/>
           </w:p>
         </w:tc>
         <w:tc>
@@ -2549,6 +2612,7 @@
                 <w:szCs w:val="16"/>
               </w:rPr>
             </w:pPr>
+            <w:proofErr w:type="spellStart"/>
             <w:r>
               <w:rPr>
                 <w:rFonts w:ascii="Arial" w:hAnsi="Arial"/>
@@ -2560,6 +2624,7 @@
               </w:rPr>
               <w:t>Envase</w:t>
             </w:r>
+            <w:proofErr w:type="spellEnd"/>
           </w:p>
         </w:tc>
         <w:tc>
@@ -2582,6 +2647,7 @@
                 <w:szCs w:val="16"/>
               </w:rPr>
             </w:pPr>
+            <w:proofErr w:type="spellStart"/>
             <w:r>
               <w:rPr>
                 <w:rFonts w:ascii="Arial" w:hAnsi="Arial"/>
@@ -2593,6 +2659,7 @@
               </w:rPr>
               <w:t>Cantidad</w:t>
             </w:r>
+            <w:proofErr w:type="spellEnd"/>
           </w:p>
         </w:tc>
         <w:tc>
@@ -2667,7 +2734,7 @@
                 <w:sz w:val="16"/>
                 <w:szCs w:val="16"/>
               </w:rPr>
-              <w:instrText xml:space="preserve"> MERGEFIELD  nom_producto  \* MERGEFORMAT </w:instrText>
+              <w:instrText xml:space="preserve"> MERGEFIELD  nom_tipo_mineral  \* MERGEFORMAT </w:instrText>
             </w:r>
             <w:r>
               <w:rPr>
@@ -2681,12 +2748,11 @@
             <w:r>
               <w:rPr>
                 <w:rFonts w:ascii="Arial" w:hAnsi="Arial"/>
-                <w:noProof/>
-                <w:color w:val="000000" w:themeColor="text1"/>
-                <w:sz w:val="16"/>
-                <w:szCs w:val="16"/>
-              </w:rPr>
-              <w:t>«nom_producto»</w:t>
+                <w:color w:val="000000" w:themeColor="text1"/>
+                <w:sz w:val="16"/>
+                <w:szCs w:val="16"/>
+              </w:rPr>
+              <w:t>«nom_tipo_mineral»</w:t>
             </w:r>
             <w:r>
               <w:rPr>
@@ -3584,7 +3650,7 @@
                 <w:szCs w:val="16"/>
                 <w:lang w:val="es-PE"/>
               </w:rPr>
-              <w:t xml:space="preserve">Tara </w:t>
+              <w:t xml:space="preserve">Peso Tara </w:t>
             </w:r>
           </w:p>
         </w:tc>
@@ -3750,7 +3816,7 @@
                 <w:sz w:val="16"/>
                 <w:szCs w:val="16"/>
               </w:rPr>
-              <w:t>Tipo Mineral</w:t>
+              <w:t>Guardia</w:t>
             </w:r>
           </w:p>
         </w:tc>
@@ -3783,7 +3849,7 @@
                 <w:sz w:val="16"/>
                 <w:szCs w:val="16"/>
               </w:rPr>
-              <w:instrText xml:space="preserve"> MERGEFIELD  tipo_mineral_abr  \* MERGEFORMAT </w:instrText>
+              <w:instrText xml:space="preserve"> MERGEFIELD  nombre_guardia  \* MERGEFORMAT </w:instrText>
             </w:r>
             <w:r>
               <w:rPr>
@@ -3801,7 +3867,7 @@
                 <w:sz w:val="16"/>
                 <w:szCs w:val="16"/>
               </w:rPr>
-              <w:t>«tipo_mineral_abr»</w:t>
+              <w:t>«nombre_guardia»</w:t>
             </w:r>
             <w:r>
               <w:rPr>
@@ -3957,8 +4023,9 @@
                 <w:color w:val="000000" w:themeColor="text1"/>
                 <w:sz w:val="16"/>
                 <w:szCs w:val="16"/>
-              </w:rPr>
-              <w:t>Guardia</w:t>
+                <w:lang w:val="es-PE"/>
+              </w:rPr>
+              <w:t>Usuario</w:t>
             </w:r>
           </w:p>
         </w:tc>
@@ -3991,7 +4058,7 @@
                 <w:sz w:val="16"/>
                 <w:szCs w:val="16"/>
               </w:rPr>
-              <w:instrText xml:space="preserve"> MERGEFIELD  nombre_guardia  \* MERGEFORMAT </w:instrText>
+              <w:instrText xml:space="preserve"> MERGEFIELD  usu_create  \* MERGEFORMAT </w:instrText>
             </w:r>
             <w:r>
               <w:rPr>
@@ -4009,7 +4076,27 @@
                 <w:sz w:val="16"/>
                 <w:szCs w:val="16"/>
               </w:rPr>
-              <w:t>«nombre_guardia»</w:t>
+              <w:t>«</w:t>
+            </w:r>
+            <w:proofErr w:type="spellStart"/>
+            <w:r>
+              <w:rPr>
+                <w:rFonts w:ascii="Arial" w:hAnsi="Arial"/>
+                <w:color w:val="000000" w:themeColor="text1"/>
+                <w:sz w:val="16"/>
+                <w:szCs w:val="16"/>
+              </w:rPr>
+              <w:t>usu_create</w:t>
+            </w:r>
+            <w:proofErr w:type="spellEnd"/>
+            <w:r>
+              <w:rPr>
+                <w:rFonts w:ascii="Arial" w:hAnsi="Arial"/>
+                <w:color w:val="000000" w:themeColor="text1"/>
+                <w:sz w:val="16"/>
+                <w:szCs w:val="16"/>
+              </w:rPr>
+              <w:t>»</w:t>
             </w:r>
             <w:r>
               <w:rPr>
@@ -4090,18 +4177,6 @@
                 <w:lang w:val="es-PE"/>
               </w:rPr>
             </w:pPr>
-            <w:r>
-              <w:rPr>
-                <w:rFonts w:ascii="Arial" w:hAnsi="Arial"/>
-                <w:b/>
-                <w:bCs/>
-                <w:color w:val="000000" w:themeColor="text1"/>
-                <w:sz w:val="16"/>
-                <w:szCs w:val="16"/>
-                <w:lang w:val="es-PE"/>
-              </w:rPr>
-              <w:t>Usuario</w:t>
-            </w:r>
           </w:p>
         </w:tc>
         <w:tc>
@@ -4117,51 +4192,6 @@
                 <w:szCs w:val="16"/>
               </w:rPr>
             </w:pPr>
-            <w:r>
-              <w:rPr>
-                <w:rFonts w:ascii="Arial" w:hAnsi="Arial"/>
-                <w:color w:val="000000" w:themeColor="text1"/>
-                <w:sz w:val="16"/>
-                <w:szCs w:val="16"/>
-              </w:rPr>
-              <w:fldChar w:fldCharType="begin"/>
-            </w:r>
-            <w:r>
-              <w:rPr>
-                <w:rFonts w:ascii="Arial" w:hAnsi="Arial"/>
-                <w:color w:val="000000" w:themeColor="text1"/>
-                <w:sz w:val="16"/>
-                <w:szCs w:val="16"/>
-              </w:rPr>
-              <w:instrText xml:space="preserve"> MERGEFIELD  usu_create  \* MERGEFORMAT </w:instrText>
-            </w:r>
-            <w:r>
-              <w:rPr>
-                <w:rFonts w:ascii="Arial" w:hAnsi="Arial"/>
-                <w:color w:val="000000" w:themeColor="text1"/>
-                <w:sz w:val="16"/>
-                <w:szCs w:val="16"/>
-              </w:rPr>
-              <w:fldChar w:fldCharType="separate"/>
-            </w:r>
-            <w:r>
-              <w:rPr>
-                <w:rFonts w:ascii="Arial" w:hAnsi="Arial"/>
-                <w:color w:val="000000" w:themeColor="text1"/>
-                <w:sz w:val="16"/>
-                <w:szCs w:val="16"/>
-              </w:rPr>
-              <w:t>«usu_create»</w:t>
-            </w:r>
-            <w:r>
-              <w:rPr>
-                <w:rFonts w:ascii="Arial" w:hAnsi="Arial"/>
-                <w:color w:val="000000" w:themeColor="text1"/>
-                <w:sz w:val="16"/>
-                <w:szCs w:val="16"/>
-              </w:rPr>
-              <w:fldChar w:fldCharType="end"/>
-            </w:r>
           </w:p>
         </w:tc>
       </w:tr>

--- a/pesaje/analytica/Report/PrintTicketActaEntrega.docx
+++ b/pesaje/analytica/Report/PrintTicketActaEntrega.docx
@@ -3623,6 +3623,309 @@
       </w:tr>
       <w:tr>
         <w:trPr>
+          <w:trHeight w:val="119"/>
+        </w:trPr>
+        <w:tc>
+          <w:tcPr>
+            <w:tcW w:w="1702" w:type="dxa"/>
+          </w:tcPr>
+          <w:p>
+            <w:pPr>
+              <w:rPr>
+                <w:rFonts w:ascii="Arial" w:hAnsi="Arial"/>
+                <w:b/>
+                <w:bCs/>
+                <w:color w:val="000000" w:themeColor="text1"/>
+                <w:sz w:val="16"/>
+                <w:szCs w:val="16"/>
+                <w:lang w:val="es-PE"/>
+              </w:rPr>
+            </w:pPr>
+            <w:r>
+              <w:rPr>
+                <w:rFonts w:ascii="Arial" w:hAnsi="Arial"/>
+                <w:b/>
+                <w:bCs/>
+                <w:color w:val="000000" w:themeColor="text1"/>
+                <w:sz w:val="16"/>
+                <w:szCs w:val="16"/>
+                <w:lang w:val="es-PE"/>
+              </w:rPr>
+              <w:t xml:space="preserve">Peso Tara </w:t>
+            </w:r>
+          </w:p>
+        </w:tc>
+        <w:tc>
+          <w:tcPr>
+            <w:tcW w:w="1412" w:type="dxa"/>
+          </w:tcPr>
+          <w:p>
+            <w:pPr>
+              <w:rPr>
+                <w:rFonts w:ascii="Arial" w:hAnsi="Arial"/>
+                <w:color w:val="000000" w:themeColor="text1"/>
+                <w:sz w:val="16"/>
+                <w:szCs w:val="16"/>
+              </w:rPr>
+            </w:pPr>
+            <w:r>
+              <w:rPr>
+                <w:rFonts w:ascii="Arial" w:hAnsi="Arial"/>
+                <w:color w:val="000000" w:themeColor="text1"/>
+                <w:sz w:val="16"/>
+                <w:szCs w:val="16"/>
+              </w:rPr>
+              <w:fldChar w:fldCharType="begin"/>
+            </w:r>
+            <w:r>
+              <w:rPr>
+                <w:rFonts w:ascii="Arial" w:hAnsi="Arial"/>
+                <w:color w:val="000000" w:themeColor="text1"/>
+                <w:sz w:val="16"/>
+                <w:szCs w:val="16"/>
+              </w:rPr>
+              <w:instrText xml:space="preserve"> MERGEFIELD  peso_tara  \* MERGEFORMAT </w:instrText>
+            </w:r>
+            <w:r>
+              <w:rPr>
+                <w:rFonts w:ascii="Arial" w:hAnsi="Arial"/>
+                <w:color w:val="000000" w:themeColor="text1"/>
+                <w:sz w:val="16"/>
+                <w:szCs w:val="16"/>
+              </w:rPr>
+              <w:fldChar w:fldCharType="separate"/>
+            </w:r>
+            <w:r>
+              <w:rPr>
+                <w:rFonts w:ascii="Arial" w:hAnsi="Arial"/>
+                <w:color w:val="000000" w:themeColor="text1"/>
+                <w:sz w:val="16"/>
+                <w:szCs w:val="16"/>
+              </w:rPr>
+              <w:t>«</w:t>
+            </w:r>
+            <w:proofErr w:type="spellStart"/>
+            <w:r>
+              <w:rPr>
+                <w:rFonts w:ascii="Arial" w:hAnsi="Arial"/>
+                <w:color w:val="000000" w:themeColor="text1"/>
+                <w:sz w:val="16"/>
+                <w:szCs w:val="16"/>
+              </w:rPr>
+              <w:t>peso_tara</w:t>
+            </w:r>
+            <w:proofErr w:type="spellEnd"/>
+            <w:r>
+              <w:rPr>
+                <w:rFonts w:ascii="Arial" w:hAnsi="Arial"/>
+                <w:color w:val="000000" w:themeColor="text1"/>
+                <w:sz w:val="16"/>
+                <w:szCs w:val="16"/>
+              </w:rPr>
+              <w:t>»</w:t>
+            </w:r>
+            <w:r>
+              <w:rPr>
+                <w:rFonts w:ascii="Arial" w:hAnsi="Arial"/>
+                <w:color w:val="000000" w:themeColor="text1"/>
+                <w:sz w:val="16"/>
+                <w:szCs w:val="16"/>
+              </w:rPr>
+              <w:fldChar w:fldCharType="end"/>
+            </w:r>
+            <w:r>
+              <w:rPr>
+                <w:rFonts w:ascii="Arial" w:hAnsi="Arial"/>
+                <w:color w:val="000000" w:themeColor="text1"/>
+                <w:sz w:val="16"/>
+                <w:szCs w:val="16"/>
+              </w:rPr>
+              <w:t xml:space="preserve"> KG</w:t>
+            </w:r>
+          </w:p>
+        </w:tc>
+        <w:tc>
+          <w:tcPr>
+            <w:tcW w:w="2266" w:type="dxa"/>
+          </w:tcPr>
+          <w:p>
+            <w:pPr>
+              <w:rPr>
+                <w:rFonts w:ascii="Arial" w:hAnsi="Arial"/>
+                <w:color w:val="000000" w:themeColor="text1"/>
+                <w:sz w:val="16"/>
+                <w:szCs w:val="16"/>
+              </w:rPr>
+            </w:pPr>
+            <w:r>
+              <w:rPr>
+                <w:rFonts w:ascii="Arial" w:hAnsi="Arial"/>
+                <w:color w:val="000000" w:themeColor="text1"/>
+                <w:sz w:val="16"/>
+                <w:szCs w:val="16"/>
+              </w:rPr>
+              <w:t xml:space="preserve">  </w:t>
+            </w:r>
+            <w:r>
+              <w:rPr>
+                <w:rFonts w:ascii="Arial" w:hAnsi="Arial"/>
+                <w:color w:val="000000" w:themeColor="text1"/>
+                <w:sz w:val="16"/>
+                <w:szCs w:val="16"/>
+              </w:rPr>
+              <w:fldChar w:fldCharType="begin"/>
+            </w:r>
+            <w:r>
+              <w:rPr>
+                <w:rFonts w:ascii="Arial" w:hAnsi="Arial"/>
+                <w:color w:val="000000" w:themeColor="text1"/>
+                <w:sz w:val="16"/>
+                <w:szCs w:val="16"/>
+              </w:rPr>
+              <w:instrText xml:space="preserve"> MERGEFIELD  fecha_sal \* Lower  \* MERGEFORMAT </w:instrText>
+            </w:r>
+            <w:r>
+              <w:rPr>
+                <w:rFonts w:ascii="Arial" w:hAnsi="Arial"/>
+                <w:color w:val="000000" w:themeColor="text1"/>
+                <w:sz w:val="16"/>
+                <w:szCs w:val="16"/>
+              </w:rPr>
+              <w:fldChar w:fldCharType="separate"/>
+            </w:r>
+            <w:r>
+              <w:rPr>
+                <w:rFonts w:ascii="Arial" w:hAnsi="Arial"/>
+                <w:color w:val="000000" w:themeColor="text1"/>
+                <w:sz w:val="16"/>
+                <w:szCs w:val="16"/>
+              </w:rPr>
+              <w:t>«</w:t>
+            </w:r>
+            <w:proofErr w:type="spellStart"/>
+            <w:r>
+              <w:rPr>
+                <w:rFonts w:ascii="Arial" w:hAnsi="Arial"/>
+                <w:color w:val="000000" w:themeColor="text1"/>
+                <w:sz w:val="16"/>
+                <w:szCs w:val="16"/>
+              </w:rPr>
+              <w:t>fecha_sal</w:t>
+            </w:r>
+            <w:proofErr w:type="spellEnd"/>
+            <w:r>
+              <w:rPr>
+                <w:rFonts w:ascii="Arial" w:hAnsi="Arial"/>
+                <w:color w:val="000000" w:themeColor="text1"/>
+                <w:sz w:val="16"/>
+                <w:szCs w:val="16"/>
+              </w:rPr>
+              <w:t>»</w:t>
+            </w:r>
+            <w:r>
+              <w:rPr>
+                <w:rFonts w:ascii="Arial" w:hAnsi="Arial"/>
+                <w:color w:val="000000" w:themeColor="text1"/>
+                <w:sz w:val="16"/>
+                <w:szCs w:val="16"/>
+              </w:rPr>
+              <w:fldChar w:fldCharType="end"/>
+            </w:r>
+          </w:p>
+        </w:tc>
+        <w:tc>
+          <w:tcPr>
+            <w:tcW w:w="2163" w:type="dxa"/>
+          </w:tcPr>
+          <w:p>
+            <w:pPr>
+              <w:rPr>
+                <w:rFonts w:ascii="Arial" w:hAnsi="Arial"/>
+                <w:b/>
+                <w:bCs/>
+                <w:color w:val="000000" w:themeColor="text1"/>
+                <w:sz w:val="16"/>
+                <w:szCs w:val="16"/>
+                <w:lang w:val="es-PE"/>
+              </w:rPr>
+            </w:pPr>
+            <w:r>
+              <w:rPr>
+                <w:rFonts w:ascii="Arial" w:hAnsi="Arial"/>
+                <w:b/>
+                <w:bCs/>
+                <w:color w:val="000000" w:themeColor="text1"/>
+                <w:sz w:val="16"/>
+                <w:szCs w:val="16"/>
+              </w:rPr>
+              <w:t>Tipo Mineral</w:t>
+            </w:r>
+          </w:p>
+        </w:tc>
+        <w:tc>
+          <w:tcPr>
+            <w:tcW w:w="3133" w:type="dxa"/>
+          </w:tcPr>
+          <w:p>
+            <w:pPr>
+              <w:rPr>
+                <w:rFonts w:ascii="Arial" w:hAnsi="Arial"/>
+                <w:color w:val="000000" w:themeColor="text1"/>
+                <w:sz w:val="16"/>
+                <w:szCs w:val="16"/>
+              </w:rPr>
+            </w:pPr>
+            <w:r>
+              <w:rPr>
+                <w:rFonts w:ascii="Arial" w:hAnsi="Arial"/>
+                <w:color w:val="000000" w:themeColor="text1"/>
+                <w:sz w:val="16"/>
+                <w:szCs w:val="16"/>
+              </w:rPr>
+              <w:fldChar w:fldCharType="begin"/>
+            </w:r>
+            <w:r>
+              <w:rPr>
+                <w:rFonts w:ascii="Arial" w:hAnsi="Arial"/>
+                <w:color w:val="000000" w:themeColor="text1"/>
+                <w:sz w:val="16"/>
+                <w:szCs w:val="16"/>
+              </w:rPr>
+              <w:instrText xml:space="preserve"> MERGEFIELD  tipo_mineral  \* MERGEFORMAT </w:instrText>
+            </w:r>
+            <w:r>
+              <w:rPr>
+                <w:rFonts w:ascii="Arial" w:hAnsi="Arial"/>
+                <w:color w:val="000000" w:themeColor="text1"/>
+                <w:sz w:val="16"/>
+                <w:szCs w:val="16"/>
+              </w:rPr>
+              <w:fldChar w:fldCharType="separate"/>
+            </w:r>
+            <w:r>
+              <w:rPr>
+                <w:rFonts w:ascii="Arial" w:hAnsi="Arial"/>
+                <w:noProof/>
+                <w:color w:val="000000" w:themeColor="text1"/>
+                <w:sz w:val="16"/>
+                <w:szCs w:val="16"/>
+              </w:rPr>
+              <w:t>«tipo_mineral»</w:t>
+            </w:r>
+            <w:r>
+              <w:rPr>
+                <w:rFonts w:ascii="Arial" w:hAnsi="Arial"/>
+                <w:color w:val="000000" w:themeColor="text1"/>
+                <w:sz w:val="16"/>
+                <w:szCs w:val="16"/>
+              </w:rPr>
+              <w:fldChar w:fldCharType="end"/>
+            </w:r>
+          </w:p>
+        </w:tc>
+      </w:tr>
+      <w:tr>
+        <w:trPr>
           <w:trHeight w:val="166"/>
         </w:trPr>
         <w:tc>
@@ -3650,7 +3953,7 @@
                 <w:szCs w:val="16"/>
                 <w:lang w:val="es-PE"/>
               </w:rPr>
-              <w:t xml:space="preserve">Peso Tara </w:t>
+              <w:t>Peso Neto</w:t>
             </w:r>
           </w:p>
         </w:tc>
@@ -3683,7 +3986,7 @@
                 <w:sz w:val="16"/>
                 <w:szCs w:val="16"/>
               </w:rPr>
-              <w:instrText xml:space="preserve"> MERGEFIELD  peso_tara  \* MERGEFORMAT </w:instrText>
+              <w:instrText xml:space="preserve"> MERGEFIELD  peso_neto  \* MERGEFORMAT </w:instrText>
             </w:r>
             <w:r>
               <w:rPr>
@@ -3697,11 +4000,12 @@
             <w:r>
               <w:rPr>
                 <w:rFonts w:ascii="Arial" w:hAnsi="Arial"/>
-                <w:color w:val="000000" w:themeColor="text1"/>
-                <w:sz w:val="16"/>
-                <w:szCs w:val="16"/>
-              </w:rPr>
-              <w:t>«peso_tara»</w:t>
+                <w:noProof/>
+                <w:color w:val="000000" w:themeColor="text1"/>
+                <w:sz w:val="16"/>
+                <w:szCs w:val="16"/>
+              </w:rPr>
+              <w:t>«peso_neto»</w:t>
             </w:r>
             <w:r>
               <w:rPr>
@@ -3736,60 +4040,6 @@
                 <w:szCs w:val="16"/>
               </w:rPr>
             </w:pPr>
-            <w:r>
-              <w:rPr>
-                <w:rFonts w:ascii="Arial" w:hAnsi="Arial"/>
-                <w:color w:val="000000" w:themeColor="text1"/>
-                <w:sz w:val="16"/>
-                <w:szCs w:val="16"/>
-              </w:rPr>
-              <w:t xml:space="preserve">  </w:t>
-            </w:r>
-            <w:r>
-              <w:rPr>
-                <w:rFonts w:ascii="Arial" w:hAnsi="Arial"/>
-                <w:color w:val="000000" w:themeColor="text1"/>
-                <w:sz w:val="16"/>
-                <w:szCs w:val="16"/>
-              </w:rPr>
-              <w:fldChar w:fldCharType="begin"/>
-            </w:r>
-            <w:r>
-              <w:rPr>
-                <w:rFonts w:ascii="Arial" w:hAnsi="Arial"/>
-                <w:color w:val="000000" w:themeColor="text1"/>
-                <w:sz w:val="16"/>
-                <w:szCs w:val="16"/>
-              </w:rPr>
-              <w:instrText xml:space="preserve"> MERGEFIELD  fecha_sal \* Lower  \* MERGEFORMAT </w:instrText>
-            </w:r>
-            <w:r>
-              <w:rPr>
-                <w:rFonts w:ascii="Arial" w:hAnsi="Arial"/>
-                <w:color w:val="000000" w:themeColor="text1"/>
-                <w:sz w:val="16"/>
-                <w:szCs w:val="16"/>
-              </w:rPr>
-              <w:fldChar w:fldCharType="separate"/>
-            </w:r>
-            <w:r>
-              <w:rPr>
-                <w:rFonts w:ascii="Arial" w:hAnsi="Arial"/>
-                <w:color w:val="000000" w:themeColor="text1"/>
-                <w:sz w:val="16"/>
-                <w:szCs w:val="16"/>
-              </w:rPr>
-              <w:t>«fecha_sal»</w:t>
-            </w:r>
-            <w:r>
-              <w:rPr>
-                <w:rFonts w:ascii="Arial" w:hAnsi="Arial"/>
-                <w:color w:val="000000" w:themeColor="text1"/>
-                <w:sz w:val="16"/>
-                <w:szCs w:val="16"/>
-              </w:rPr>
-              <w:fldChar w:fldCharType="end"/>
-            </w:r>
           </w:p>
         </w:tc>
         <w:tc>
@@ -3900,23 +4150,71 @@
                 <w:szCs w:val="16"/>
               </w:rPr>
             </w:pPr>
-            <w:r>
-              <w:rPr>
-                <w:rFonts w:ascii="Arial" w:hAnsi="Arial"/>
-                <w:b/>
-                <w:bCs/>
+          </w:p>
+        </w:tc>
+        <w:tc>
+          <w:tcPr>
+            <w:tcW w:w="1412" w:type="dxa"/>
+          </w:tcPr>
+          <w:p>
+            <w:pPr>
+              <w:rPr>
+                <w:rFonts w:ascii="Arial" w:hAnsi="Arial"/>
+                <w:color w:val="000000" w:themeColor="text1"/>
+                <w:sz w:val="16"/>
+                <w:szCs w:val="16"/>
+              </w:rPr>
+            </w:pPr>
+          </w:p>
+        </w:tc>
+        <w:tc>
+          <w:tcPr>
+            <w:tcW w:w="2266" w:type="dxa"/>
+          </w:tcPr>
+          <w:p>
+            <w:pPr>
+              <w:rPr>
+                <w:rFonts w:ascii="Arial" w:hAnsi="Arial"/>
                 <w:color w:val="000000" w:themeColor="text1"/>
                 <w:sz w:val="16"/>
                 <w:szCs w:val="16"/>
                 <w:lang w:val="es-PE"/>
               </w:rPr>
-              <w:t>Peso Neto</w:t>
-            </w:r>
-          </w:p>
-        </w:tc>
-        <w:tc>
-          <w:tcPr>
-            <w:tcW w:w="1412" w:type="dxa"/>
+            </w:pPr>
+          </w:p>
+        </w:tc>
+        <w:tc>
+          <w:tcPr>
+            <w:tcW w:w="2163" w:type="dxa"/>
+          </w:tcPr>
+          <w:p>
+            <w:pPr>
+              <w:rPr>
+                <w:rFonts w:ascii="Arial" w:hAnsi="Arial"/>
+                <w:b/>
+                <w:bCs/>
+                <w:color w:val="000000" w:themeColor="text1"/>
+                <w:sz w:val="16"/>
+                <w:szCs w:val="16"/>
+              </w:rPr>
+            </w:pPr>
+            <w:r>
+              <w:rPr>
+                <w:rFonts w:ascii="Arial" w:hAnsi="Arial"/>
+                <w:b/>
+                <w:bCs/>
+                <w:color w:val="000000" w:themeColor="text1"/>
+                <w:sz w:val="16"/>
+                <w:szCs w:val="16"/>
+                <w:lang w:val="es-PE"/>
+              </w:rPr>
+              <w:t>Usuario</w:t>
+            </w:r>
+          </w:p>
+        </w:tc>
+        <w:tc>
+          <w:tcPr>
+            <w:tcW w:w="3133" w:type="dxa"/>
           </w:tcPr>
           <w:p>
             <w:pPr>
@@ -3943,7 +4241,7 @@
                 <w:sz w:val="16"/>
                 <w:szCs w:val="16"/>
               </w:rPr>
-              <w:instrText xml:space="preserve"> MERGEFIELD  peso_neto  \* MERGEFORMAT </w:instrText>
+              <w:instrText xml:space="preserve"> MERGEFIELD  usu_create  \* MERGEFORMAT </w:instrText>
             </w:r>
             <w:r>
               <w:rPr>
@@ -3957,146 +4255,11 @@
             <w:r>
               <w:rPr>
                 <w:rFonts w:ascii="Arial" w:hAnsi="Arial"/>
-                <w:noProof/>
-                <w:color w:val="000000" w:themeColor="text1"/>
-                <w:sz w:val="16"/>
-                <w:szCs w:val="16"/>
-              </w:rPr>
-              <w:t>«peso_neto»</w:t>
-            </w:r>
-            <w:r>
-              <w:rPr>
-                <w:rFonts w:ascii="Arial" w:hAnsi="Arial"/>
-                <w:color w:val="000000" w:themeColor="text1"/>
-                <w:sz w:val="16"/>
-                <w:szCs w:val="16"/>
-              </w:rPr>
-              <w:fldChar w:fldCharType="end"/>
-            </w:r>
-            <w:r>
-              <w:rPr>
-                <w:rFonts w:ascii="Arial" w:hAnsi="Arial"/>
-                <w:color w:val="000000" w:themeColor="text1"/>
-                <w:sz w:val="16"/>
-                <w:szCs w:val="16"/>
-              </w:rPr>
-              <w:t xml:space="preserve"> KG</w:t>
-            </w:r>
-          </w:p>
-        </w:tc>
-        <w:tc>
-          <w:tcPr>
-            <w:tcW w:w="2266" w:type="dxa"/>
-          </w:tcPr>
-          <w:p>
-            <w:pPr>
-              <w:rPr>
-                <w:rFonts w:ascii="Arial" w:hAnsi="Arial"/>
-                <w:color w:val="000000" w:themeColor="text1"/>
-                <w:sz w:val="16"/>
-                <w:szCs w:val="16"/>
-                <w:lang w:val="es-PE"/>
-              </w:rPr>
-            </w:pPr>
-          </w:p>
-        </w:tc>
-        <w:tc>
-          <w:tcPr>
-            <w:tcW w:w="2163" w:type="dxa"/>
-          </w:tcPr>
-          <w:p>
-            <w:pPr>
-              <w:rPr>
-                <w:rFonts w:ascii="Arial" w:hAnsi="Arial"/>
-                <w:b/>
-                <w:bCs/>
-                <w:color w:val="000000" w:themeColor="text1"/>
-                <w:sz w:val="16"/>
-                <w:szCs w:val="16"/>
-              </w:rPr>
-            </w:pPr>
-            <w:r>
-              <w:rPr>
-                <w:rFonts w:ascii="Arial" w:hAnsi="Arial"/>
-                <w:b/>
-                <w:bCs/>
-                <w:color w:val="000000" w:themeColor="text1"/>
-                <w:sz w:val="16"/>
-                <w:szCs w:val="16"/>
-                <w:lang w:val="es-PE"/>
-              </w:rPr>
-              <w:t>Usuario</w:t>
-            </w:r>
-          </w:p>
-        </w:tc>
-        <w:tc>
-          <w:tcPr>
-            <w:tcW w:w="3133" w:type="dxa"/>
-          </w:tcPr>
-          <w:p>
-            <w:pPr>
-              <w:rPr>
-                <w:rFonts w:ascii="Arial" w:hAnsi="Arial"/>
-                <w:color w:val="000000" w:themeColor="text1"/>
-                <w:sz w:val="16"/>
-                <w:szCs w:val="16"/>
-              </w:rPr>
-            </w:pPr>
-            <w:r>
-              <w:rPr>
-                <w:rFonts w:ascii="Arial" w:hAnsi="Arial"/>
-                <w:color w:val="000000" w:themeColor="text1"/>
-                <w:sz w:val="16"/>
-                <w:szCs w:val="16"/>
-              </w:rPr>
-              <w:fldChar w:fldCharType="begin"/>
-            </w:r>
-            <w:r>
-              <w:rPr>
-                <w:rFonts w:ascii="Arial" w:hAnsi="Arial"/>
-                <w:color w:val="000000" w:themeColor="text1"/>
-                <w:sz w:val="16"/>
-                <w:szCs w:val="16"/>
-              </w:rPr>
-              <w:instrText xml:space="preserve"> MERGEFIELD  usu_create  \* MERGEFORMAT </w:instrText>
-            </w:r>
-            <w:r>
-              <w:rPr>
-                <w:rFonts w:ascii="Arial" w:hAnsi="Arial"/>
-                <w:color w:val="000000" w:themeColor="text1"/>
-                <w:sz w:val="16"/>
-                <w:szCs w:val="16"/>
-              </w:rPr>
-              <w:fldChar w:fldCharType="separate"/>
-            </w:r>
-            <w:r>
-              <w:rPr>
-                <w:rFonts w:ascii="Arial" w:hAnsi="Arial"/>
-                <w:color w:val="000000" w:themeColor="text1"/>
-                <w:sz w:val="16"/>
-                <w:szCs w:val="16"/>
-              </w:rPr>
-              <w:t>«</w:t>
-            </w:r>
-            <w:proofErr w:type="spellStart"/>
-            <w:r>
-              <w:rPr>
-                <w:rFonts w:ascii="Arial" w:hAnsi="Arial"/>
-                <w:color w:val="000000" w:themeColor="text1"/>
-                <w:sz w:val="16"/>
-                <w:szCs w:val="16"/>
-              </w:rPr>
-              <w:t>usu_create</w:t>
-            </w:r>
-            <w:proofErr w:type="spellEnd"/>
-            <w:r>
-              <w:rPr>
-                <w:rFonts w:ascii="Arial" w:hAnsi="Arial"/>
-                <w:color w:val="000000" w:themeColor="text1"/>
-                <w:sz w:val="16"/>
-                <w:szCs w:val="16"/>
-              </w:rPr>
-              <w:t>»</w:t>
+                <w:color w:val="000000" w:themeColor="text1"/>
+                <w:sz w:val="16"/>
+                <w:szCs w:val="16"/>
+              </w:rPr>
+              <w:t>«usu_create»</w:t>
             </w:r>
             <w:r>
               <w:rPr>

--- a/pesaje/analytica/Report/PrintTicketActaEntrega.docx
+++ b/pesaje/analytica/Report/PrintTicketActaEntrega.docx
@@ -3623,309 +3623,6 @@
       </w:tr>
       <w:tr>
         <w:trPr>
-          <w:trHeight w:val="119"/>
-        </w:trPr>
-        <w:tc>
-          <w:tcPr>
-            <w:tcW w:w="1702" w:type="dxa"/>
-          </w:tcPr>
-          <w:p>
-            <w:pPr>
-              <w:rPr>
-                <w:rFonts w:ascii="Arial" w:hAnsi="Arial"/>
-                <w:b/>
-                <w:bCs/>
-                <w:color w:val="000000" w:themeColor="text1"/>
-                <w:sz w:val="16"/>
-                <w:szCs w:val="16"/>
-                <w:lang w:val="es-PE"/>
-              </w:rPr>
-            </w:pPr>
-            <w:r>
-              <w:rPr>
-                <w:rFonts w:ascii="Arial" w:hAnsi="Arial"/>
-                <w:b/>
-                <w:bCs/>
-                <w:color w:val="000000" w:themeColor="text1"/>
-                <w:sz w:val="16"/>
-                <w:szCs w:val="16"/>
-                <w:lang w:val="es-PE"/>
-              </w:rPr>
-              <w:t xml:space="preserve">Peso Tara </w:t>
-            </w:r>
-          </w:p>
-        </w:tc>
-        <w:tc>
-          <w:tcPr>
-            <w:tcW w:w="1412" w:type="dxa"/>
-          </w:tcPr>
-          <w:p>
-            <w:pPr>
-              <w:rPr>
-                <w:rFonts w:ascii="Arial" w:hAnsi="Arial"/>
-                <w:color w:val="000000" w:themeColor="text1"/>
-                <w:sz w:val="16"/>
-                <w:szCs w:val="16"/>
-              </w:rPr>
-            </w:pPr>
-            <w:r>
-              <w:rPr>
-                <w:rFonts w:ascii="Arial" w:hAnsi="Arial"/>
-                <w:color w:val="000000" w:themeColor="text1"/>
-                <w:sz w:val="16"/>
-                <w:szCs w:val="16"/>
-              </w:rPr>
-              <w:fldChar w:fldCharType="begin"/>
-            </w:r>
-            <w:r>
-              <w:rPr>
-                <w:rFonts w:ascii="Arial" w:hAnsi="Arial"/>
-                <w:color w:val="000000" w:themeColor="text1"/>
-                <w:sz w:val="16"/>
-                <w:szCs w:val="16"/>
-              </w:rPr>
-              <w:instrText xml:space="preserve"> MERGEFIELD  peso_tara  \* MERGEFORMAT </w:instrText>
-            </w:r>
-            <w:r>
-              <w:rPr>
-                <w:rFonts w:ascii="Arial" w:hAnsi="Arial"/>
-                <w:color w:val="000000" w:themeColor="text1"/>
-                <w:sz w:val="16"/>
-                <w:szCs w:val="16"/>
-              </w:rPr>
-              <w:fldChar w:fldCharType="separate"/>
-            </w:r>
-            <w:r>
-              <w:rPr>
-                <w:rFonts w:ascii="Arial" w:hAnsi="Arial"/>
-                <w:color w:val="000000" w:themeColor="text1"/>
-                <w:sz w:val="16"/>
-                <w:szCs w:val="16"/>
-              </w:rPr>
-              <w:t>«</w:t>
-            </w:r>
-            <w:proofErr w:type="spellStart"/>
-            <w:r>
-              <w:rPr>
-                <w:rFonts w:ascii="Arial" w:hAnsi="Arial"/>
-                <w:color w:val="000000" w:themeColor="text1"/>
-                <w:sz w:val="16"/>
-                <w:szCs w:val="16"/>
-              </w:rPr>
-              <w:t>peso_tara</w:t>
-            </w:r>
-            <w:proofErr w:type="spellEnd"/>
-            <w:r>
-              <w:rPr>
-                <w:rFonts w:ascii="Arial" w:hAnsi="Arial"/>
-                <w:color w:val="000000" w:themeColor="text1"/>
-                <w:sz w:val="16"/>
-                <w:szCs w:val="16"/>
-              </w:rPr>
-              <w:t>»</w:t>
-            </w:r>
-            <w:r>
-              <w:rPr>
-                <w:rFonts w:ascii="Arial" w:hAnsi="Arial"/>
-                <w:color w:val="000000" w:themeColor="text1"/>
-                <w:sz w:val="16"/>
-                <w:szCs w:val="16"/>
-              </w:rPr>
-              <w:fldChar w:fldCharType="end"/>
-            </w:r>
-            <w:r>
-              <w:rPr>
-                <w:rFonts w:ascii="Arial" w:hAnsi="Arial"/>
-                <w:color w:val="000000" w:themeColor="text1"/>
-                <w:sz w:val="16"/>
-                <w:szCs w:val="16"/>
-              </w:rPr>
-              <w:t xml:space="preserve"> KG</w:t>
-            </w:r>
-          </w:p>
-        </w:tc>
-        <w:tc>
-          <w:tcPr>
-            <w:tcW w:w="2266" w:type="dxa"/>
-          </w:tcPr>
-          <w:p>
-            <w:pPr>
-              <w:rPr>
-                <w:rFonts w:ascii="Arial" w:hAnsi="Arial"/>
-                <w:color w:val="000000" w:themeColor="text1"/>
-                <w:sz w:val="16"/>
-                <w:szCs w:val="16"/>
-              </w:rPr>
-            </w:pPr>
-            <w:r>
-              <w:rPr>
-                <w:rFonts w:ascii="Arial" w:hAnsi="Arial"/>
-                <w:color w:val="000000" w:themeColor="text1"/>
-                <w:sz w:val="16"/>
-                <w:szCs w:val="16"/>
-              </w:rPr>
-              <w:t xml:space="preserve">  </w:t>
-            </w:r>
-            <w:r>
-              <w:rPr>
-                <w:rFonts w:ascii="Arial" w:hAnsi="Arial"/>
-                <w:color w:val="000000" w:themeColor="text1"/>
-                <w:sz w:val="16"/>
-                <w:szCs w:val="16"/>
-              </w:rPr>
-              <w:fldChar w:fldCharType="begin"/>
-            </w:r>
-            <w:r>
-              <w:rPr>
-                <w:rFonts w:ascii="Arial" w:hAnsi="Arial"/>
-                <w:color w:val="000000" w:themeColor="text1"/>
-                <w:sz w:val="16"/>
-                <w:szCs w:val="16"/>
-              </w:rPr>
-              <w:instrText xml:space="preserve"> MERGEFIELD  fecha_sal \* Lower  \* MERGEFORMAT </w:instrText>
-            </w:r>
-            <w:r>
-              <w:rPr>
-                <w:rFonts w:ascii="Arial" w:hAnsi="Arial"/>
-                <w:color w:val="000000" w:themeColor="text1"/>
-                <w:sz w:val="16"/>
-                <w:szCs w:val="16"/>
-              </w:rPr>
-              <w:fldChar w:fldCharType="separate"/>
-            </w:r>
-            <w:r>
-              <w:rPr>
-                <w:rFonts w:ascii="Arial" w:hAnsi="Arial"/>
-                <w:color w:val="000000" w:themeColor="text1"/>
-                <w:sz w:val="16"/>
-                <w:szCs w:val="16"/>
-              </w:rPr>
-              <w:t>«</w:t>
-            </w:r>
-            <w:proofErr w:type="spellStart"/>
-            <w:r>
-              <w:rPr>
-                <w:rFonts w:ascii="Arial" w:hAnsi="Arial"/>
-                <w:color w:val="000000" w:themeColor="text1"/>
-                <w:sz w:val="16"/>
-                <w:szCs w:val="16"/>
-              </w:rPr>
-              <w:t>fecha_sal</w:t>
-            </w:r>
-            <w:proofErr w:type="spellEnd"/>
-            <w:r>
-              <w:rPr>
-                <w:rFonts w:ascii="Arial" w:hAnsi="Arial"/>
-                <w:color w:val="000000" w:themeColor="text1"/>
-                <w:sz w:val="16"/>
-                <w:szCs w:val="16"/>
-              </w:rPr>
-              <w:t>»</w:t>
-            </w:r>
-            <w:r>
-              <w:rPr>
-                <w:rFonts w:ascii="Arial" w:hAnsi="Arial"/>
-                <w:color w:val="000000" w:themeColor="text1"/>
-                <w:sz w:val="16"/>
-                <w:szCs w:val="16"/>
-              </w:rPr>
-              <w:fldChar w:fldCharType="end"/>
-            </w:r>
-          </w:p>
-        </w:tc>
-        <w:tc>
-          <w:tcPr>
-            <w:tcW w:w="2163" w:type="dxa"/>
-          </w:tcPr>
-          <w:p>
-            <w:pPr>
-              <w:rPr>
-                <w:rFonts w:ascii="Arial" w:hAnsi="Arial"/>
-                <w:b/>
-                <w:bCs/>
-                <w:color w:val="000000" w:themeColor="text1"/>
-                <w:sz w:val="16"/>
-                <w:szCs w:val="16"/>
-                <w:lang w:val="es-PE"/>
-              </w:rPr>
-            </w:pPr>
-            <w:r>
-              <w:rPr>
-                <w:rFonts w:ascii="Arial" w:hAnsi="Arial"/>
-                <w:b/>
-                <w:bCs/>
-                <w:color w:val="000000" w:themeColor="text1"/>
-                <w:sz w:val="16"/>
-                <w:szCs w:val="16"/>
-              </w:rPr>
-              <w:t>Tipo Mineral</w:t>
-            </w:r>
-          </w:p>
-        </w:tc>
-        <w:tc>
-          <w:tcPr>
-            <w:tcW w:w="3133" w:type="dxa"/>
-          </w:tcPr>
-          <w:p>
-            <w:pPr>
-              <w:rPr>
-                <w:rFonts w:ascii="Arial" w:hAnsi="Arial"/>
-                <w:color w:val="000000" w:themeColor="text1"/>
-                <w:sz w:val="16"/>
-                <w:szCs w:val="16"/>
-              </w:rPr>
-            </w:pPr>
-            <w:r>
-              <w:rPr>
-                <w:rFonts w:ascii="Arial" w:hAnsi="Arial"/>
-                <w:color w:val="000000" w:themeColor="text1"/>
-                <w:sz w:val="16"/>
-                <w:szCs w:val="16"/>
-              </w:rPr>
-              <w:fldChar w:fldCharType="begin"/>
-            </w:r>
-            <w:r>
-              <w:rPr>
-                <w:rFonts w:ascii="Arial" w:hAnsi="Arial"/>
-                <w:color w:val="000000" w:themeColor="text1"/>
-                <w:sz w:val="16"/>
-                <w:szCs w:val="16"/>
-              </w:rPr>
-              <w:instrText xml:space="preserve"> MERGEFIELD  tipo_mineral  \* MERGEFORMAT </w:instrText>
-            </w:r>
-            <w:r>
-              <w:rPr>
-                <w:rFonts w:ascii="Arial" w:hAnsi="Arial"/>
-                <w:color w:val="000000" w:themeColor="text1"/>
-                <w:sz w:val="16"/>
-                <w:szCs w:val="16"/>
-              </w:rPr>
-              <w:fldChar w:fldCharType="separate"/>
-            </w:r>
-            <w:r>
-              <w:rPr>
-                <w:rFonts w:ascii="Arial" w:hAnsi="Arial"/>
-                <w:noProof/>
-                <w:color w:val="000000" w:themeColor="text1"/>
-                <w:sz w:val="16"/>
-                <w:szCs w:val="16"/>
-              </w:rPr>
-              <w:t>«tipo_mineral»</w:t>
-            </w:r>
-            <w:r>
-              <w:rPr>
-                <w:rFonts w:ascii="Arial" w:hAnsi="Arial"/>
-                <w:color w:val="000000" w:themeColor="text1"/>
-                <w:sz w:val="16"/>
-                <w:szCs w:val="16"/>
-              </w:rPr>
-              <w:fldChar w:fldCharType="end"/>
-            </w:r>
-          </w:p>
-        </w:tc>
-      </w:tr>
-      <w:tr>
-        <w:trPr>
           <w:trHeight w:val="166"/>
         </w:trPr>
         <w:tc>
@@ -3953,7 +3650,7 @@
                 <w:szCs w:val="16"/>
                 <w:lang w:val="es-PE"/>
               </w:rPr>
-              <w:t>Peso Neto</w:t>
+              <w:t xml:space="preserve">Peso Tara </w:t>
             </w:r>
           </w:p>
         </w:tc>
@@ -3986,7 +3683,7 @@
                 <w:sz w:val="16"/>
                 <w:szCs w:val="16"/>
               </w:rPr>
-              <w:instrText xml:space="preserve"> MERGEFIELD  peso_neto  \* MERGEFORMAT </w:instrText>
+              <w:instrText xml:space="preserve"> MERGEFIELD  peso_tara  \* MERGEFORMAT </w:instrText>
             </w:r>
             <w:r>
               <w:rPr>
@@ -4000,124 +3697,178 @@
             <w:r>
               <w:rPr>
                 <w:rFonts w:ascii="Arial" w:hAnsi="Arial"/>
+                <w:color w:val="000000" w:themeColor="text1"/>
+                <w:sz w:val="16"/>
+                <w:szCs w:val="16"/>
+              </w:rPr>
+              <w:t>«peso_tara»</w:t>
+            </w:r>
+            <w:r>
+              <w:rPr>
+                <w:rFonts w:ascii="Arial" w:hAnsi="Arial"/>
+                <w:color w:val="000000" w:themeColor="text1"/>
+                <w:sz w:val="16"/>
+                <w:szCs w:val="16"/>
+              </w:rPr>
+              <w:fldChar w:fldCharType="end"/>
+            </w:r>
+            <w:r>
+              <w:rPr>
+                <w:rFonts w:ascii="Arial" w:hAnsi="Arial"/>
+                <w:color w:val="000000" w:themeColor="text1"/>
+                <w:sz w:val="16"/>
+                <w:szCs w:val="16"/>
+              </w:rPr>
+              <w:t xml:space="preserve"> KG</w:t>
+            </w:r>
+          </w:p>
+        </w:tc>
+        <w:tc>
+          <w:tcPr>
+            <w:tcW w:w="2266" w:type="dxa"/>
+          </w:tcPr>
+          <w:p>
+            <w:pPr>
+              <w:rPr>
+                <w:rFonts w:ascii="Arial" w:hAnsi="Arial"/>
+                <w:color w:val="000000" w:themeColor="text1"/>
+                <w:sz w:val="16"/>
+                <w:szCs w:val="16"/>
+              </w:rPr>
+            </w:pPr>
+            <w:r>
+              <w:rPr>
+                <w:rFonts w:ascii="Arial" w:hAnsi="Arial"/>
+                <w:color w:val="000000" w:themeColor="text1"/>
+                <w:sz w:val="16"/>
+                <w:szCs w:val="16"/>
+              </w:rPr>
+              <w:t xml:space="preserve">  </w:t>
+            </w:r>
+            <w:r>
+              <w:rPr>
+                <w:rFonts w:ascii="Arial" w:hAnsi="Arial"/>
+                <w:color w:val="000000" w:themeColor="text1"/>
+                <w:sz w:val="16"/>
+                <w:szCs w:val="16"/>
+              </w:rPr>
+              <w:fldChar w:fldCharType="begin"/>
+            </w:r>
+            <w:r>
+              <w:rPr>
+                <w:rFonts w:ascii="Arial" w:hAnsi="Arial"/>
+                <w:color w:val="000000" w:themeColor="text1"/>
+                <w:sz w:val="16"/>
+                <w:szCs w:val="16"/>
+              </w:rPr>
+              <w:instrText xml:space="preserve"> MERGEFIELD  fecha_sal \* Lower  \* MERGEFORMAT </w:instrText>
+            </w:r>
+            <w:r>
+              <w:rPr>
+                <w:rFonts w:ascii="Arial" w:hAnsi="Arial"/>
+                <w:color w:val="000000" w:themeColor="text1"/>
+                <w:sz w:val="16"/>
+                <w:szCs w:val="16"/>
+              </w:rPr>
+              <w:fldChar w:fldCharType="separate"/>
+            </w:r>
+            <w:r>
+              <w:rPr>
+                <w:rFonts w:ascii="Arial" w:hAnsi="Arial"/>
+                <w:color w:val="000000" w:themeColor="text1"/>
+                <w:sz w:val="16"/>
+                <w:szCs w:val="16"/>
+              </w:rPr>
+              <w:t>«fecha_sal»</w:t>
+            </w:r>
+            <w:r>
+              <w:rPr>
+                <w:rFonts w:ascii="Arial" w:hAnsi="Arial"/>
+                <w:color w:val="000000" w:themeColor="text1"/>
+                <w:sz w:val="16"/>
+                <w:szCs w:val="16"/>
+              </w:rPr>
+              <w:fldChar w:fldCharType="end"/>
+            </w:r>
+          </w:p>
+        </w:tc>
+        <w:tc>
+          <w:tcPr>
+            <w:tcW w:w="2163" w:type="dxa"/>
+          </w:tcPr>
+          <w:p>
+            <w:pPr>
+              <w:rPr>
+                <w:rFonts w:ascii="Arial" w:hAnsi="Arial"/>
+                <w:b/>
+                <w:bCs/>
+                <w:color w:val="000000" w:themeColor="text1"/>
+                <w:sz w:val="16"/>
+                <w:szCs w:val="16"/>
+              </w:rPr>
+            </w:pPr>
+            <w:r>
+              <w:rPr>
+                <w:rFonts w:ascii="Arial" w:hAnsi="Arial"/>
+                <w:b/>
+                <w:bCs/>
+                <w:color w:val="000000" w:themeColor="text1"/>
+                <w:sz w:val="16"/>
+                <w:szCs w:val="16"/>
+              </w:rPr>
+              <w:t>Tipo Ley</w:t>
+            </w:r>
+          </w:p>
+        </w:tc>
+        <w:tc>
+          <w:tcPr>
+            <w:tcW w:w="3133" w:type="dxa"/>
+          </w:tcPr>
+          <w:p>
+            <w:pPr>
+              <w:rPr>
+                <w:rFonts w:ascii="Arial" w:hAnsi="Arial"/>
+                <w:color w:val="000000" w:themeColor="text1"/>
+                <w:sz w:val="16"/>
+                <w:szCs w:val="16"/>
+              </w:rPr>
+            </w:pPr>
+            <w:r>
+              <w:rPr>
+                <w:rFonts w:ascii="Arial" w:hAnsi="Arial"/>
+                <w:color w:val="000000" w:themeColor="text1"/>
+                <w:sz w:val="16"/>
+                <w:szCs w:val="16"/>
+              </w:rPr>
+              <w:fldChar w:fldCharType="begin"/>
+            </w:r>
+            <w:r>
+              <w:rPr>
+                <w:rFonts w:ascii="Arial" w:hAnsi="Arial"/>
+                <w:color w:val="000000" w:themeColor="text1"/>
+                <w:sz w:val="16"/>
+                <w:szCs w:val="16"/>
+              </w:rPr>
+              <w:instrText xml:space="preserve"> MERGEFIELD  tipo_ley  \* MERGEFORMAT </w:instrText>
+            </w:r>
+            <w:r>
+              <w:rPr>
+                <w:rFonts w:ascii="Arial" w:hAnsi="Arial"/>
+                <w:color w:val="000000" w:themeColor="text1"/>
+                <w:sz w:val="16"/>
+                <w:szCs w:val="16"/>
+              </w:rPr>
+              <w:fldChar w:fldCharType="separate"/>
+            </w:r>
+            <w:r>
+              <w:rPr>
+                <w:rFonts w:ascii="Arial" w:hAnsi="Arial"/>
                 <w:noProof/>
                 <w:color w:val="000000" w:themeColor="text1"/>
                 <w:sz w:val="16"/>
                 <w:szCs w:val="16"/>
               </w:rPr>
-              <w:t>«peso_neto»</w:t>
-            </w:r>
-            <w:r>
-              <w:rPr>
-                <w:rFonts w:ascii="Arial" w:hAnsi="Arial"/>
-                <w:color w:val="000000" w:themeColor="text1"/>
-                <w:sz w:val="16"/>
-                <w:szCs w:val="16"/>
-              </w:rPr>
-              <w:fldChar w:fldCharType="end"/>
-            </w:r>
-            <w:r>
-              <w:rPr>
-                <w:rFonts w:ascii="Arial" w:hAnsi="Arial"/>
-                <w:color w:val="000000" w:themeColor="text1"/>
-                <w:sz w:val="16"/>
-                <w:szCs w:val="16"/>
-              </w:rPr>
-              <w:t xml:space="preserve"> KG</w:t>
-            </w:r>
-          </w:p>
-        </w:tc>
-        <w:tc>
-          <w:tcPr>
-            <w:tcW w:w="2266" w:type="dxa"/>
-          </w:tcPr>
-          <w:p>
-            <w:pPr>
-              <w:rPr>
-                <w:rFonts w:ascii="Arial" w:hAnsi="Arial"/>
-                <w:color w:val="000000" w:themeColor="text1"/>
-                <w:sz w:val="16"/>
-                <w:szCs w:val="16"/>
-              </w:rPr>
-            </w:pPr>
-          </w:p>
-        </w:tc>
-        <w:tc>
-          <w:tcPr>
-            <w:tcW w:w="2163" w:type="dxa"/>
-          </w:tcPr>
-          <w:p>
-            <w:pPr>
-              <w:rPr>
-                <w:rFonts w:ascii="Arial" w:hAnsi="Arial"/>
-                <w:b/>
-                <w:bCs/>
-                <w:color w:val="000000" w:themeColor="text1"/>
-                <w:sz w:val="16"/>
-                <w:szCs w:val="16"/>
-              </w:rPr>
-            </w:pPr>
-            <w:r>
-              <w:rPr>
-                <w:rFonts w:ascii="Arial" w:hAnsi="Arial"/>
-                <w:b/>
-                <w:bCs/>
-                <w:color w:val="000000" w:themeColor="text1"/>
-                <w:sz w:val="16"/>
-                <w:szCs w:val="16"/>
-              </w:rPr>
-              <w:t>Guardia</w:t>
-            </w:r>
-          </w:p>
-        </w:tc>
-        <w:tc>
-          <w:tcPr>
-            <w:tcW w:w="3133" w:type="dxa"/>
-          </w:tcPr>
-          <w:p>
-            <w:pPr>
-              <w:rPr>
-                <w:rFonts w:ascii="Arial" w:hAnsi="Arial"/>
-                <w:color w:val="000000" w:themeColor="text1"/>
-                <w:sz w:val="16"/>
-                <w:szCs w:val="16"/>
-              </w:rPr>
-            </w:pPr>
-            <w:r>
-              <w:rPr>
-                <w:rFonts w:ascii="Arial" w:hAnsi="Arial"/>
-                <w:color w:val="000000" w:themeColor="text1"/>
-                <w:sz w:val="16"/>
-                <w:szCs w:val="16"/>
-              </w:rPr>
-              <w:fldChar w:fldCharType="begin"/>
-            </w:r>
-            <w:r>
-              <w:rPr>
-                <w:rFonts w:ascii="Arial" w:hAnsi="Arial"/>
-                <w:color w:val="000000" w:themeColor="text1"/>
-                <w:sz w:val="16"/>
-                <w:szCs w:val="16"/>
-              </w:rPr>
-              <w:instrText xml:space="preserve"> MERGEFIELD  nombre_guardia  \* MERGEFORMAT </w:instrText>
-            </w:r>
-            <w:r>
-              <w:rPr>
-                <w:rFonts w:ascii="Arial" w:hAnsi="Arial"/>
-                <w:color w:val="000000" w:themeColor="text1"/>
-                <w:sz w:val="16"/>
-                <w:szCs w:val="16"/>
-              </w:rPr>
-              <w:fldChar w:fldCharType="separate"/>
-            </w:r>
-            <w:r>
-              <w:rPr>
-                <w:rFonts w:ascii="Arial" w:hAnsi="Arial"/>
-                <w:color w:val="000000" w:themeColor="text1"/>
-                <w:sz w:val="16"/>
-                <w:szCs w:val="16"/>
-              </w:rPr>
-              <w:t>«nombre_guardia»</w:t>
+              <w:t>«tipo_ley»</w:t>
             </w:r>
             <w:r>
               <w:rPr>
@@ -4150,6 +3901,18 @@
                 <w:szCs w:val="16"/>
               </w:rPr>
             </w:pPr>
+            <w:r>
+              <w:rPr>
+                <w:rFonts w:ascii="Arial" w:hAnsi="Arial"/>
+                <w:b/>
+                <w:bCs/>
+                <w:color w:val="000000" w:themeColor="text1"/>
+                <w:sz w:val="16"/>
+                <w:szCs w:val="16"/>
+                <w:lang w:val="es-PE"/>
+              </w:rPr>
+              <w:t>Peso Neto</w:t>
+            </w:r>
           </w:p>
         </w:tc>
         <w:tc>
@@ -4165,6 +3928,61 @@
                 <w:szCs w:val="16"/>
               </w:rPr>
             </w:pPr>
+            <w:r>
+              <w:rPr>
+                <w:rFonts w:ascii="Arial" w:hAnsi="Arial"/>
+                <w:color w:val="000000" w:themeColor="text1"/>
+                <w:sz w:val="16"/>
+                <w:szCs w:val="16"/>
+              </w:rPr>
+              <w:fldChar w:fldCharType="begin"/>
+            </w:r>
+            <w:r>
+              <w:rPr>
+                <w:rFonts w:ascii="Arial" w:hAnsi="Arial"/>
+                <w:color w:val="000000" w:themeColor="text1"/>
+                <w:sz w:val="16"/>
+                <w:szCs w:val="16"/>
+              </w:rPr>
+              <w:instrText xml:space="preserve"> MERGEFIELD  peso_neto  \* MERGEFORMAT </w:instrText>
+            </w:r>
+            <w:r>
+              <w:rPr>
+                <w:rFonts w:ascii="Arial" w:hAnsi="Arial"/>
+                <w:color w:val="000000" w:themeColor="text1"/>
+                <w:sz w:val="16"/>
+                <w:szCs w:val="16"/>
+              </w:rPr>
+              <w:fldChar w:fldCharType="separate"/>
+            </w:r>
+            <w:r>
+              <w:rPr>
+                <w:rFonts w:ascii="Arial" w:hAnsi="Arial"/>
+                <w:noProof/>
+                <w:color w:val="000000" w:themeColor="text1"/>
+                <w:sz w:val="16"/>
+                <w:szCs w:val="16"/>
+              </w:rPr>
+              <w:t>«peso_neto»</w:t>
+            </w:r>
+            <w:r>
+              <w:rPr>
+                <w:rFonts w:ascii="Arial" w:hAnsi="Arial"/>
+                <w:color w:val="000000" w:themeColor="text1"/>
+                <w:sz w:val="16"/>
+                <w:szCs w:val="16"/>
+              </w:rPr>
+              <w:fldChar w:fldCharType="end"/>
+            </w:r>
+            <w:r>
+              <w:rPr>
+                <w:rFonts w:ascii="Arial" w:hAnsi="Arial"/>
+                <w:color w:val="000000" w:themeColor="text1"/>
+                <w:sz w:val="16"/>
+                <w:szCs w:val="16"/>
+              </w:rPr>
+              <w:t xml:space="preserve"> KG</w:t>
+            </w:r>
           </w:p>
         </w:tc>
         <w:tc>
@@ -4206,9 +4024,8 @@
                 <w:color w:val="000000" w:themeColor="text1"/>
                 <w:sz w:val="16"/>
                 <w:szCs w:val="16"/>
-                <w:lang w:val="es-PE"/>
-              </w:rPr>
-              <w:t>Usuario</w:t>
+              </w:rPr>
+              <w:t>Guardia</w:t>
             </w:r>
           </w:p>
         </w:tc>
@@ -4241,7 +4058,7 @@
                 <w:sz w:val="16"/>
                 <w:szCs w:val="16"/>
               </w:rPr>
-              <w:instrText xml:space="preserve"> MERGEFIELD  usu_create  \* MERGEFORMAT </w:instrText>
+              <w:instrText xml:space="preserve"> MERGEFIELD  nombre_guardia  \* MERGEFORMAT </w:instrText>
             </w:r>
             <w:r>
               <w:rPr>
@@ -4259,7 +4076,7 @@
                 <w:sz w:val="16"/>
                 <w:szCs w:val="16"/>
               </w:rPr>
-              <w:t>«usu_create»</w:t>
+              <w:t>«nombre_guardia»</w:t>
             </w:r>
             <w:r>
               <w:rPr>
@@ -4340,6 +4157,18 @@
                 <w:lang w:val="es-PE"/>
               </w:rPr>
             </w:pPr>
+            <w:r>
+              <w:rPr>
+                <w:rFonts w:ascii="Arial" w:hAnsi="Arial"/>
+                <w:b/>
+                <w:bCs/>
+                <w:color w:val="000000" w:themeColor="text1"/>
+                <w:sz w:val="16"/>
+                <w:szCs w:val="16"/>
+                <w:lang w:val="es-PE"/>
+              </w:rPr>
+              <w:t>Usuario</w:t>
+            </w:r>
           </w:p>
         </w:tc>
         <w:tc>
@@ -4355,6 +4184,51 @@
                 <w:szCs w:val="16"/>
               </w:rPr>
             </w:pPr>
+            <w:r>
+              <w:rPr>
+                <w:rFonts w:ascii="Arial" w:hAnsi="Arial"/>
+                <w:color w:val="000000" w:themeColor="text1"/>
+                <w:sz w:val="16"/>
+                <w:szCs w:val="16"/>
+              </w:rPr>
+              <w:fldChar w:fldCharType="begin"/>
+            </w:r>
+            <w:r>
+              <w:rPr>
+                <w:rFonts w:ascii="Arial" w:hAnsi="Arial"/>
+                <w:color w:val="000000" w:themeColor="text1"/>
+                <w:sz w:val="16"/>
+                <w:szCs w:val="16"/>
+              </w:rPr>
+              <w:instrText xml:space="preserve"> MERGEFIELD  usu_create  \* MERGEFORMAT </w:instrText>
+            </w:r>
+            <w:r>
+              <w:rPr>
+                <w:rFonts w:ascii="Arial" w:hAnsi="Arial"/>
+                <w:color w:val="000000" w:themeColor="text1"/>
+                <w:sz w:val="16"/>
+                <w:szCs w:val="16"/>
+              </w:rPr>
+              <w:fldChar w:fldCharType="separate"/>
+            </w:r>
+            <w:r>
+              <w:rPr>
+                <w:rFonts w:ascii="Arial" w:hAnsi="Arial"/>
+                <w:color w:val="000000" w:themeColor="text1"/>
+                <w:sz w:val="16"/>
+                <w:szCs w:val="16"/>
+              </w:rPr>
+              <w:t>«usu_create»</w:t>
+            </w:r>
+            <w:r>
+              <w:rPr>
+                <w:rFonts w:ascii="Arial" w:hAnsi="Arial"/>
+                <w:color w:val="000000" w:themeColor="text1"/>
+                <w:sz w:val="16"/>
+                <w:szCs w:val="16"/>
+              </w:rPr>
+              <w:fldChar w:fldCharType="end"/>
+            </w:r>
           </w:p>
         </w:tc>
       </w:tr>

--- a/pesaje/analytica/Report/PrintTicketActaEntrega.docx
+++ b/pesaje/analytica/Report/PrintTicketActaEntrega.docx
@@ -3123,7 +3123,7 @@
                 <w:sz w:val="16"/>
                 <w:szCs w:val="16"/>
               </w:rPr>
-              <w:instrText xml:space="preserve"> MERGEFIELD  sucursal_empresa  \* MERGEFORMAT </w:instrText>
+              <w:instrText xml:space="preserve"> MERGEFIELD  destino  \* MERGEFORMAT </w:instrText>
             </w:r>
             <w:r>
               <w:rPr>
@@ -3137,11 +3137,12 @@
             <w:r>
               <w:rPr>
                 <w:rFonts w:ascii="Arial" w:hAnsi="Arial"/>
-                <w:color w:val="000000" w:themeColor="text1"/>
-                <w:sz w:val="16"/>
-                <w:szCs w:val="16"/>
-              </w:rPr>
-              <w:t>«sucursal_empresa»</w:t>
+                <w:noProof/>
+                <w:color w:val="000000" w:themeColor="text1"/>
+                <w:sz w:val="16"/>
+                <w:szCs w:val="16"/>
+              </w:rPr>
+              <w:t>«destino»</w:t>
             </w:r>
             <w:r>
               <w:rPr>

--- a/pesaje/analytica/Report/PrintTicketActaEntrega.docx
+++ b/pesaje/analytica/Report/PrintTicketActaEntrega.docx
@@ -3161,6 +3161,7 @@
       <w:pPr>
         <w:rPr>
           <w:rFonts w:ascii="Arial" w:hAnsi="Arial"/>
+          <w:color w:val="000000" w:themeColor="text1"/>
           <w:sz w:val="16"/>
           <w:szCs w:val="16"/>
         </w:rPr>
@@ -3169,6 +3170,7 @@
         <w:rPr>
           <w:rFonts w:ascii="Arial" w:eastAsia="Times New Roman" w:hAnsi="Arial"/>
           <w:vanish/>
+          <w:color w:val="000000" w:themeColor="text1"/>
           <w:sz w:val="16"/>
           <w:szCs w:val="16"/>
           <w:lang w:eastAsia="es-PE"/>

--- a/pesaje/analytica/Report/PrintTicketActaEntrega.docx
+++ b/pesaje/analytica/Report/PrintTicketActaEntrega.docx
@@ -715,7 +715,6 @@
                 <w:szCs w:val="16"/>
               </w:rPr>
             </w:pPr>
-            <w:proofErr w:type="gramStart"/>
             <w:r>
               <w:rPr>
                 <w:rFonts w:ascii="Arial" w:hAnsi="Arial"/>
@@ -726,35 +725,8 @@
                 <w:szCs w:val="16"/>
                 <w:lang w:val="es-PE"/>
               </w:rPr>
-              <w:t>Ticket</w:t>
-            </w:r>
-            <w:proofErr w:type="gramEnd"/>
-            <w:r>
-              <w:rPr>
-                <w:rFonts w:ascii="Arial" w:hAnsi="Arial"/>
-                <w:b/>
-                <w:bCs/>
-                <w:color w:val="000000" w:themeColor="text1"/>
-                <w:sz w:val="16"/>
-                <w:szCs w:val="16"/>
-                <w:lang w:val="es-PE"/>
-              </w:rPr>
-              <w:t xml:space="preserve"> de Pesaje </w:t>
-            </w:r>
-            <w:proofErr w:type="spellStart"/>
-            <w:r>
-              <w:rPr>
-                <w:rFonts w:ascii="Arial" w:hAnsi="Arial"/>
-                <w:b/>
-                <w:bCs/>
-                <w:color w:val="000000" w:themeColor="text1"/>
-                <w:sz w:val="16"/>
-                <w:szCs w:val="16"/>
-                <w:lang w:val="es-PE"/>
-              </w:rPr>
-              <w:t>N°</w:t>
-            </w:r>
-            <w:proofErr w:type="spellEnd"/>
+              <w:t>Ticket de Pesaje N°</w:t>
+            </w:r>
           </w:p>
         </w:tc>
         <w:tc>
@@ -1952,7 +1924,6 @@
                 <w:szCs w:val="16"/>
               </w:rPr>
             </w:pPr>
-            <w:proofErr w:type="spellStart"/>
             <w:r>
               <w:rPr>
                 <w:rFonts w:ascii="Arial" w:hAnsi="Arial"/>
@@ -1963,20 +1934,7 @@
                 <w:szCs w:val="16"/>
                 <w:lang w:val="es-PE"/>
               </w:rPr>
-              <w:t>N°</w:t>
-            </w:r>
-            <w:proofErr w:type="spellEnd"/>
-            <w:r>
-              <w:rPr>
-                <w:rFonts w:ascii="Arial" w:hAnsi="Arial"/>
-                <w:b/>
-                <w:bCs/>
-                <w:color w:val="000000" w:themeColor="text1"/>
-                <w:sz w:val="16"/>
-                <w:szCs w:val="16"/>
-                <w:lang w:val="es-PE"/>
-              </w:rPr>
-              <w:t xml:space="preserve"> Doc / Guia R.</w:t>
+              <w:t>N° Doc / Guia R.</w:t>
             </w:r>
           </w:p>
         </w:tc>
@@ -2309,7 +2267,6 @@
                 <w:szCs w:val="16"/>
               </w:rPr>
             </w:pPr>
-            <w:proofErr w:type="spellStart"/>
             <w:r>
               <w:rPr>
                 <w:rFonts w:ascii="Arial" w:hAnsi="Arial"/>
@@ -2321,7 +2278,6 @@
               </w:rPr>
               <w:t>Detalle</w:t>
             </w:r>
-            <w:proofErr w:type="spellEnd"/>
           </w:p>
         </w:tc>
         <w:tc>
@@ -2477,7 +2433,6 @@
                 <w:szCs w:val="16"/>
               </w:rPr>
             </w:pPr>
-            <w:proofErr w:type="spellStart"/>
             <w:r>
               <w:rPr>
                 <w:rFonts w:ascii="Arial" w:hAnsi="Arial"/>
@@ -2489,7 +2444,6 @@
               </w:rPr>
               <w:t>Producto</w:t>
             </w:r>
-            <w:proofErr w:type="spellEnd"/>
           </w:p>
         </w:tc>
         <w:tc>
@@ -2612,7 +2566,6 @@
                 <w:szCs w:val="16"/>
               </w:rPr>
             </w:pPr>
-            <w:proofErr w:type="spellStart"/>
             <w:r>
               <w:rPr>
                 <w:rFonts w:ascii="Arial" w:hAnsi="Arial"/>
@@ -2624,7 +2577,6 @@
               </w:rPr>
               <w:t>Envase</w:t>
             </w:r>
-            <w:proofErr w:type="spellEnd"/>
           </w:p>
         </w:tc>
         <w:tc>
@@ -2647,7 +2599,6 @@
                 <w:szCs w:val="16"/>
               </w:rPr>
             </w:pPr>
-            <w:proofErr w:type="spellStart"/>
             <w:r>
               <w:rPr>
                 <w:rFonts w:ascii="Arial" w:hAnsi="Arial"/>
@@ -2659,7 +2610,6 @@
               </w:rPr>
               <w:t>Cantidad</w:t>
             </w:r>
-            <w:proofErr w:type="spellEnd"/>
           </w:p>
         </w:tc>
         <w:tc>
@@ -2734,7 +2684,7 @@
                 <w:sz w:val="16"/>
                 <w:szCs w:val="16"/>
               </w:rPr>
-              <w:instrText xml:space="preserve"> MERGEFIELD  nom_tipo_mineral  \* MERGEFORMAT </w:instrText>
+              <w:instrText xml:space="preserve"> MERGEFIELD  producto  \* MERGEFORMAT </w:instrText>
             </w:r>
             <w:r>
               <w:rPr>
@@ -2748,11 +2698,12 @@
             <w:r>
               <w:rPr>
                 <w:rFonts w:ascii="Arial" w:hAnsi="Arial"/>
-                <w:color w:val="000000" w:themeColor="text1"/>
-                <w:sz w:val="16"/>
-                <w:szCs w:val="16"/>
-              </w:rPr>
-              <w:t>«nom_tipo_mineral»</w:t>
+                <w:noProof/>
+                <w:color w:val="000000" w:themeColor="text1"/>
+                <w:sz w:val="16"/>
+                <w:szCs w:val="16"/>
+              </w:rPr>
+              <w:t>«producto»</w:t>
             </w:r>
             <w:r>
               <w:rPr>
